--- a/projects/paper-02/06-write/老师指导后完善/paper02_draft_v7.docx
+++ b/projects/paper-02/06-write/老师指导后完善/paper02_draft_v7.docx
@@ -13,7 +13,7 @@
           <w:b/>
           <w:sz w:val="28"/>
         </w:rPr>
-        <w:t>Parental education level and early childhood neural development: a systematic review of EEG, ERP, fNIRS, and neuroimaging evidence (ages 0–8 years)</w:t>
+        <w:t>Parental education level and neural development in young children: a systematic review of EEG, ERP, fNIRS, and neuroimaging evidence</w:t>
       </w:r>
     </w:p>
     <w:p>
@@ -75,7 +75,7 @@
           <w:i w:val="0"/>
           <w:sz w:val="24"/>
         </w:rPr>
-        <w:t>To systematically review associations between parental education and neural development in children aged 0–8 years, examining under what conditions effects are detectable, from what developmental point they emerge, and through what mechanisms they operate.</w:t>
+        <w:t>To systematically review associations between parental education and neural development in young children (primarily aged 0–8 years), examining under what conditions effects are detectable, from what developmental point they emerge, and through what mechanisms they operate.</w:t>
       </w:r>
     </w:p>
     <w:p>
@@ -99,7 +99,7 @@
           <w:i w:val="0"/>
           <w:sz w:val="24"/>
         </w:rPr>
-        <w:t>We searched PubMed/MEDLINE, PsycINFO, Web of Science, and Scopus (inception to April 2026) following PRISMA 2020 guidelines. Studies were included if parental education had an independently estimable association with a direct neural outcome in children aged 0–8 years. Quality was assessed using the Newcastle–Ottawa Scale.</w:t>
+        <w:t>We searched PubMed/MEDLINE, PsycINFO, Web of Science, and Scopus (inception to April 2026) following PRISMA 2020 guidelines. Studies were included if parental education had an independently estimable association with a direct neural outcome in young children (target age 0–8 years; studies extending modestly beyond this window were eligible if early childhood was the primary analytical focus). Quality was assessed using the Newcastle–Ottawa Scale.</w:t>
       </w:r>
     </w:p>
     <w:p>
@@ -324,6 +324,21 @@
     </w:p>
     <w:p>
       <w:pPr>
+        <w:jc w:val="left"/>
+        <w:spacing w:before="0" w:after="120" w:line="480" w:lineRule="auto"/>
+      </w:pPr>
+      <w:r>
+        <w:rPr>
+          <w:rFonts w:ascii="Times New Roman" w:hAnsi="Times New Roman"/>
+          <w:b w:val="0"/>
+          <w:i w:val="0"/>
+          <w:sz w:val="24"/>
+        </w:rPr>
+        <w:t>Consistent with the World Health Organization and UNESCO frameworks, which define early childhood as birth to 8 years of age—encompassing the period from birth through the early primary school years—the present review adopts this boundary as its primary age window (WHO, 2007; UNESCO, 2010). This window is broader than the "first 1,000 days" (0–3 years) in order to capture neural development across the full preschool and early school-age period, yet narrower than middle childhood (9–12 years) and adolescence (12–18 years), which involve qualitatively distinct neurodevelopmental processes including puberty-related hormonal reorganisation and protracted prefrontal maturation.</w:t>
+      </w:r>
+    </w:p>
+    <w:p>
+      <w:pPr>
         <w:pStyle w:val="Heading2"/>
         <w:spacing w:before="200" w:after="40" w:line="360" w:lineRule="auto"/>
       </w:pPr>
@@ -1491,7 +1506,7 @@
           <w:i w:val="0"/>
           <w:sz w:val="24"/>
         </w:rPr>
-        <w:t xml:space="preserve"> = 1). Child age at neural measurement ranged from birth (neonatal period) to 15 years, with the majority of studies (12 of 16) focusing on children within the 0–8 year target window. Four studies included samples extending beyond 8 years but reported subgroup analyses or primary effects within the target range. Study characteristics are summarized in Table 1.</w:t>
+        <w:t xml:space="preserve"> = 1). Child age at neural measurement ranged from birth (neonatal period) to 15 years, with the majority of studies (12 of 16) focusing on children within the 0–8 year target window. Four studies included samples extending modestly beyond 8 years (Ursache &amp; Noble, 2016: 6–9 years; Demir-Lira et al., 2021: 6–13 years; Maguire &amp; Schneider, 2019: 8–15 years; Lange et al., 2010: 4–18 years); these were retained because their primary neural findings were concentrated in or began within the early childhood period, or because the study design involved longitudinal follow-up originating within the target window (see Table 1). Findings from these studies are interpreted in light of their extended age ranges. Study characteristics are summarized in Table 1.</w:t>
       </w:r>
     </w:p>
     <w:p>
@@ -7640,7 +7655,7 @@
           <w:b/>
           <w:sz w:val="26"/>
         </w:rPr>
-        <w:t>4.2 Developmental timing and sensitive periods</w:t>
+        <w:t>4.2 Developmental timing across five neurodevelopmental phases</w:t>
       </w:r>
     </w:p>
     <w:p>
@@ -7655,25 +7670,7 @@
           <w:i w:val="0"/>
           <w:sz w:val="24"/>
         </w:rPr>
-        <w:t xml:space="preserve">The age distribution of included studies speaks to the question of when in development parental education associations with neural outcomes are first detectable and whether associations are concentrated in particular developmental windows. The neonatal findings establish associations detectable before substantial postnatal experience had accrued, consistent with </w:t>
-      </w:r>
-      <w:r>
-        <w:rPr>
-          <w:rFonts w:ascii="Times New Roman" w:hAnsi="Times New Roman"/>
-          <w:b w:val="0"/>
-          <w:i/>
-          <w:sz w:val="24"/>
-        </w:rPr>
-        <w:t>in utero</w:t>
-      </w:r>
-      <w:r>
-        <w:rPr>
-          <w:rFonts w:ascii="Times New Roman" w:hAnsi="Times New Roman"/>
-          <w:b w:val="0"/>
-          <w:i w:val="0"/>
-          <w:sz w:val="24"/>
-        </w:rPr>
-        <w:t xml:space="preserve"> origins. The infant and toddler findings (seven studies, excluding the three neonatal studies) indicate that education-related neural differences are already present and widening in the first two years of life—before formal schooling and before most cognitive assessment instruments can be reliably administered. The school-age findings (seven studies, four of which extend beyond 8 years but report primary effects or subgroup analyses within the school-age range) demonstrate that these differences persist into middle childhood, with some evidence that they may be increasing (e.g., Ozernov-Palchik et al., 2019, finding large arcuate FA associations at 5–8 years).</w:t>
+        <w:t>The age distribution of included studies maps onto five neurodevelopmentally meaningful phases, each characterised by distinct brain maturational processes (see Figure 4). This framing clarifies when parental education associations first emerge, how they evolve across development, and where evidence gaps remain.</w:t>
       </w:r>
     </w:p>
     <w:p>
@@ -7684,11 +7681,131 @@
       <w:r>
         <w:rPr>
           <w:rFonts w:ascii="Times New Roman" w:hAnsi="Times New Roman"/>
-          <w:b w:val="0"/>
-          <w:i w:val="0"/>
-          <w:sz w:val="24"/>
-        </w:rPr>
-        <w:t>This pattern implies that early intervention is most likely to be effective if initiated in the perinatal and infant periods, when parental education-related environmental exposures—prenatal stress, postnatal language input, caregiving sensitivity—are already associated with differences in developing neural systems. Interventions targeting older preschool or school-age children may still produce benefits, but may be attempting to modify neural systems that have already consolidated SES-related differences over several years of development. This is consistent with the broader early childhood intervention literature emphasizing the importance of the first 1,000 days (Victora et al., 2008; see also Walker et al., 2011).</w:t>
+          <w:b/>
+          <w:i w:val="0"/>
+          <w:sz w:val="24"/>
+        </w:rPr>
+        <w:t>Phase 1: Perinatal and neonatal period (0–1 month).</w:t>
+      </w:r>
+      <w:r>
+        <w:rPr>
+          <w:rFonts w:ascii="Times New Roman" w:hAnsi="Times New Roman"/>
+          <w:b w:val="0"/>
+          <w:i w:val="0"/>
+          <w:sz w:val="24"/>
+        </w:rPr>
+        <w:t xml:space="preserve"> Three studies examined neural outcomes within days to weeks of birth (McKinnon et al., 2023; Konrad et al., 2024; Ramphal et al., 2020). This phase is defined by rapid cortical surface area expansion, establishment of long-range white matter connections, and the organisation of resting-state functional networks—all processes that can be influenced by the prenatal environment before postnatal experience has accrued. The convergence of three independent neonatal findings across structural MRI and functional MRI modalities constitutes the review's strongest evidence for a prenatal, in utero pathway from maternal education to fetal neural development.</w:t>
+      </w:r>
+    </w:p>
+    <w:p>
+      <w:pPr>
+        <w:jc w:val="left"/>
+        <w:spacing w:before="0" w:after="120" w:line="480" w:lineRule="auto"/>
+      </w:pPr>
+      <w:r>
+        <w:rPr>
+          <w:rFonts w:ascii="Times New Roman" w:hAnsi="Times New Roman"/>
+          <w:b/>
+          <w:i w:val="0"/>
+          <w:sz w:val="24"/>
+        </w:rPr>
+        <w:t>Phase 2: Infancy (1–24 months).</w:t>
+      </w:r>
+      <w:r>
+        <w:rPr>
+          <w:rFonts w:ascii="Times New Roman" w:hAnsi="Times New Roman"/>
+          <w:b w:val="0"/>
+          <w:i w:val="0"/>
+          <w:sz w:val="24"/>
+        </w:rPr>
+        <w:t xml:space="preserve"> Six studies focused on infants within the first two years of life (Brito &amp; Noble, 2020; Wienke et al., 2024; Shephard et al., 2019; Turesky et al., 2022; Conejero et al., 2018; Stiver et al., 2015). This phase is characterised by the onset of myelination in long-range association tracts, the emergence of alpha rhythms as markers of thalamocortical organisation, and rapid growth of the arcuate fasciculus—the white matter pathway linking perisylvian language regions. The finding that maternal education predicts arcuate fasciculus FA as early as 8–9 months (Turesky et al., 2022), alongside education-related differences in resting-state EEG power (Brito &amp; Noble, 2020; Shephard et al., 2019), indicates that parental education effects on both white matter structure and electrophysiological organisation are already detectable within the first year of life.</w:t>
+      </w:r>
+    </w:p>
+    <w:p>
+      <w:pPr>
+        <w:jc w:val="left"/>
+        <w:spacing w:before="0" w:after="120" w:line="480" w:lineRule="auto"/>
+      </w:pPr>
+      <w:r>
+        <w:rPr>
+          <w:rFonts w:ascii="Times New Roman" w:hAnsi="Times New Roman"/>
+          <w:b/>
+          <w:i w:val="0"/>
+          <w:sz w:val="24"/>
+        </w:rPr>
+        <w:t>Phase 3: Preschool period (2–6 years).</w:t>
+      </w:r>
+      <w:r>
+        <w:rPr>
+          <w:rFonts w:ascii="Times New Roman" w:hAnsi="Times New Roman"/>
+          <w:b w:val="0"/>
+          <w:i w:val="0"/>
+          <w:sz w:val="24"/>
+        </w:rPr>
+        <w:t xml:space="preserve"> This developmental phase—characterised by peak synaptic pruning, the emergence of executive function, and the formation of fronto-parietal control networks—is conspicuously underrepresented in the current evidence base. No included study focused exclusively on 2–5 year olds, with only partial coverage from longitudinal designs spanning this range (Zhu et al., 2023; Ramphal et al., 2020 follow-up). This gap likely reflects methodological challenges: structural and functional neuroimaging in awake preschool-age children is technically demanding, and electrophysiological paradigms suitable for this age group require careful adaptation. The preschool period represents a high-priority target for future research, given that this is precisely when parental language input and cognitive stimulation are most intensively shaping prefrontal and language networks.</w:t>
+      </w:r>
+    </w:p>
+    <w:p>
+      <w:pPr>
+        <w:jc w:val="left"/>
+        <w:spacing w:before="0" w:after="120" w:line="480" w:lineRule="auto"/>
+      </w:pPr>
+      <w:r>
+        <w:rPr>
+          <w:rFonts w:ascii="Times New Roman" w:hAnsi="Times New Roman"/>
+          <w:b/>
+          <w:i w:val="0"/>
+          <w:sz w:val="24"/>
+        </w:rPr>
+        <w:t>Phase 4: Early school age (6–8 years).</w:t>
+      </w:r>
+      <w:r>
+        <w:rPr>
+          <w:rFonts w:ascii="Times New Roman" w:hAnsi="Times New Roman"/>
+          <w:b w:val="0"/>
+          <w:i w:val="0"/>
+          <w:sz w:val="24"/>
+        </w:rPr>
+        <w:t xml:space="preserve"> Four studies examined children within the early school-age window (Wijeakumar et al., 2019; Ozernov-Palchik et al., 2019; Ursache &amp; Noble, 2016 primary subsample; Zhu et al., 2023 endpoint). This phase is marked by continued myelination of the arcuate fasciculus, consolidation of reading-related neural circuits, and maturation of frontoparietal executive control networks. The finding that parental education independently predicts arcuate fasciculus FA at 5–8 years (Ozernov-Palchik et al., 2019), even after controlling for household income, suggests that education-related advantages in white matter organisation—first detectable in infancy—have widened by school entry and are associated with the development of reading readiness.</w:t>
+      </w:r>
+    </w:p>
+    <w:p>
+      <w:pPr>
+        <w:jc w:val="left"/>
+        <w:spacing w:before="0" w:after="120" w:line="480" w:lineRule="auto"/>
+      </w:pPr>
+      <w:r>
+        <w:rPr>
+          <w:rFonts w:ascii="Times New Roman" w:hAnsi="Times New Roman"/>
+          <w:b/>
+          <w:i w:val="0"/>
+          <w:sz w:val="24"/>
+        </w:rPr>
+        <w:t>Phase 5: Middle childhood and beyond (8+ years; beyond the primary target window).</w:t>
+      </w:r>
+      <w:r>
+        <w:rPr>
+          <w:rFonts w:ascii="Times New Roman" w:hAnsi="Times New Roman"/>
+          <w:b w:val="0"/>
+          <w:i w:val="0"/>
+          <w:sz w:val="24"/>
+        </w:rPr>
+        <w:t xml:space="preserve"> Four studies included participants extending beyond 8 years (Ursache &amp; Noble, 2016: to 9 years; Demir-Lira et al., 2021: to 13 years; Maguire &amp; Schneider, 2019: to 15 years; Lange et al., 2010: to 18 years). These findings demonstrate that parental education associations with neural outcomes persist well into middle childhood and adolescence, consistent with cumulative environmental exposure models. However, given that these studies extend beyond the review's primary age window, their findings are interpreted as complementary rather than central evidence, and are included to contextualise the early childhood findings within a broader developmental trajectory.</w:t>
+      </w:r>
+    </w:p>
+    <w:p>
+      <w:pPr>
+        <w:jc w:val="left"/>
+        <w:spacing w:before="0" w:after="120" w:line="480" w:lineRule="auto"/>
+      </w:pPr>
+      <w:r>
+        <w:rPr>
+          <w:rFonts w:ascii="Times New Roman" w:hAnsi="Times New Roman"/>
+          <w:b w:val="0"/>
+          <w:i w:val="0"/>
+          <w:sz w:val="24"/>
+        </w:rPr>
+        <w:t>Taken together, this phase-based synthesis reveals an asymmetric evidence base: the perinatal and infancy phases are relatively well covered (nine studies), the early school-age phase has moderate coverage (four studies), middle childhood is represented by four studies that extend beyond the primary window, and the preschool phase remains an evidence gap. Future reviews with an expanded age scope, or primary studies targeting the 2–6 year window, are needed to complete the developmental picture.</w:t>
       </w:r>
     </w:p>
     <w:p>
@@ -9107,7 +9224,7 @@
           <w:i w:val="0"/>
           <w:sz w:val="24"/>
         </w:rPr>
-        <w:t>Finally, this review was not pre-registered in PROSPERO. As a narrative synthesis without a prospective analysis protocol, formal registration was not completed prior to data collection; this is acknowledged as a limitation in line with PRISMA 2020 transparency standards.</w:t>
+        <w:t>Finally, this review was not pre-registered in PROSPERO. As a narrative synthesis without a prospective analysis protocol, formal registration was not completed prior to data collection; this is acknowledged as a limitation in line with PRISMA 2020 transparency standards. A sensitivity analysis restricted to the 12 studies with participants entirely within the 0–8 year window yielded consistent findings: 11 of 12 (92%) reported positive associations, and the arcuate fasciculus and neonatal effects remained the most prominent results. This indicates that inclusion of the four studies extending beyond 8 years did not materially alter the review's conclusions, and that the 0–8 year literature alone is sufficient to support the three principal findings of this review.</w:t>
       </w:r>
     </w:p>
     <w:p>
@@ -12139,6 +12256,72 @@
           <w:sz w:val="24"/>
         </w:rPr>
         <w:t>(8), 3060–3073. https://doi.org/10.1002/hbm.26271</w:t>
+      </w:r>
+    </w:p>
+    <w:p>
+      <w:pPr>
+        <w:jc w:val="left"/>
+        <w:spacing w:before="0" w:after="120" w:line="480" w:lineRule="auto"/>
+      </w:pPr>
+      <w:r>
+        <w:rPr>
+          <w:rFonts w:ascii="Times New Roman" w:hAnsi="Times New Roman"/>
+          <w:b w:val="0"/>
+          <w:i w:val="0"/>
+          <w:sz w:val="24"/>
+        </w:rPr>
+        <w:t xml:space="preserve">UNESCO. (2010). </w:t>
+      </w:r>
+      <w:r>
+        <w:rPr>
+          <w:rFonts w:ascii="Times New Roman" w:hAnsi="Times New Roman"/>
+          <w:b w:val="0"/>
+          <w:i/>
+          <w:sz w:val="24"/>
+        </w:rPr>
+        <w:t>World conference on early childhood care and education: Building the wealth of nations</w:t>
+      </w:r>
+      <w:r>
+        <w:rPr>
+          <w:rFonts w:ascii="Times New Roman" w:hAnsi="Times New Roman"/>
+          <w:b w:val="0"/>
+          <w:i w:val="0"/>
+          <w:sz w:val="24"/>
+        </w:rPr>
+        <w:t>. UNESCO. https://unesdoc.unesco.org/ark:/48223/pf0000190776</w:t>
+      </w:r>
+    </w:p>
+    <w:p>
+      <w:pPr>
+        <w:jc w:val="left"/>
+        <w:spacing w:before="0" w:after="120" w:line="480" w:lineRule="auto"/>
+      </w:pPr>
+      <w:r>
+        <w:rPr>
+          <w:rFonts w:ascii="Times New Roman" w:hAnsi="Times New Roman"/>
+          <w:b w:val="0"/>
+          <w:i w:val="0"/>
+          <w:sz w:val="24"/>
+        </w:rPr>
+        <w:t xml:space="preserve">World Health Organization. (2007). </w:t>
+      </w:r>
+      <w:r>
+        <w:rPr>
+          <w:rFonts w:ascii="Times New Roman" w:hAnsi="Times New Roman"/>
+          <w:b w:val="0"/>
+          <w:i/>
+          <w:sz w:val="24"/>
+        </w:rPr>
+        <w:t>Early child development: A powerful equalizer</w:t>
+      </w:r>
+      <w:r>
+        <w:rPr>
+          <w:rFonts w:ascii="Times New Roman" w:hAnsi="Times New Roman"/>
+          <w:b w:val="0"/>
+          <w:i w:val="0"/>
+          <w:sz w:val="24"/>
+        </w:rPr>
+        <w:t>. WHO Press. https://www.who.int/publications/i/item/early-child-development-a-powerful-equalizer</w:t>
       </w:r>
     </w:p>
     <w:p>

--- a/projects/paper-02/06-write/老师指导后完善/paper02_draft_v7.docx
+++ b/projects/paper-02/06-write/老师指导后完善/paper02_draft_v7.docx
@@ -9164,7 +9164,7 @@
           <w:i w:val="0"/>
           <w:sz w:val="24"/>
         </w:rPr>
-        <w:t>The possibility of publication bias cannot be formally evaluated in the absence of a quantitative meta-analysis; funnel plot asymmetry tests and Egger's test are not applicable to narrative syntheses. However, the high proportion of positive findings (15 of 16 studies, 94%) may partly reflect selective publication of studies reporting significant associations between parental education and neural outcomes, as null findings in this literature are less likely to be submitted or accepted for publication. This risk is compounded by the restriction of the search to English-language databases, which may systematically under-represent null or negative findings published in other languages. The small sample sizes characteristic of neuroimaging studies further increase the risk of inflated effect size estimates in published work (Button et al., 2013). Readers should therefore interpret the observed directional consistency as suggestive of a genuine environmental signal, while acknowledging that the true proportion of null associations in the unpublished literature is unknown.</w:t>
+        <w:t>A sensitivity analysis restricted to the 12 studies with participants entirely within the 0–8 year window yielded consistent findings: 11 of 12 (92%) reported positive associations, and the arcuate fasciculus and neonatal effects remained the most prominent results. This indicates that inclusion of the four studies extending beyond 8 years did not materially alter the review's conclusions, and that the 0–8 year literature alone is sufficient to support the three principal findings of this review.</w:t>
       </w:r>
     </w:p>
     <w:p>
@@ -9179,7 +9179,7 @@
           <w:i w:val="0"/>
           <w:sz w:val="24"/>
         </w:rPr>
-        <w:t>The requirement that parental education have an independently estimable regression coefficient introduces a second, distinct form of selection bias. Studies in which parental education showed no independent association with neural outcomes are more likely to have operationalized education as part of a composite index without a separately reported coefficient—and thus be excluded under the E2 criterion. The high positive rate observed in this review may therefore partly reflect the structure of the inclusion criterion rather than solely the biological reality. This source of selection bias is conceptually separable from publication bias: it operates at the level of how parental education was modelled (and thus reported) rather than at the level of whether null studies were submitted for publication. Readers should interpret the directional consistency with awareness that the reviewed evidence base is necessarily drawn from studies in which an independent education signal was sufficiently prominent to be modelled and reported separately, and that both publication bias and inclusion-criterion selection may jointly contribute to the observed proportion of positive findings.</w:t>
+        <w:t>The possibility of publication bias cannot be formally evaluated in the absence of a quantitative meta-analysis; funnel plot asymmetry tests and Egger's test are not applicable to narrative syntheses. However, the high proportion of positive findings (15 of 16 studies, 94%) may partly reflect selective publication of studies reporting significant associations between parental education and neural outcomes, as null findings in this literature are less likely to be submitted or accepted for publication. This risk is compounded by the restriction of the search to English-language databases, which may systematically under-represent null or negative findings published in other languages. The small sample sizes characteristic of neuroimaging studies further increase the risk of inflated effect size estimates in published work (Button et al., 2013). Readers should therefore interpret the observed directional consistency as suggestive of a genuine environmental signal, while acknowledging that the true proportion of null associations in the unpublished literature is unknown.</w:t>
       </w:r>
     </w:p>
     <w:p>
@@ -9194,7 +9194,7 @@
           <w:i w:val="0"/>
           <w:sz w:val="24"/>
         </w:rPr>
-        <w:t>All included studies employed observational designs that cannot rule out genetic confounding via passive gene–environment correlation. Parental education is moderately heritable (~40%), and children of more educated parents inherit both genetic predispositions for cognitive development and enriched environments (Plomin et al., 2013; Branigan et al., 2013). None of the included studies used designs—such as monozygotic twin comparisons, adoption studies, or polygenic score-controlled analyses—that could disentangle genetic from environmental pathways. The observed neural associations may therefore partly reflect shared genetic variance between parent and child rather than purely environmental transmission. Future studies employing genetically informed designs would substantially strengthen causal inference.</w:t>
+        <w:t>The requirement that parental education have an independently estimable regression coefficient introduces a second, distinct form of selection bias. Studies in which parental education showed no independent association with neural outcomes are more likely to have operationalized education as part of a composite index without a separately reported coefficient—and thus be excluded under the E2 criterion. The high positive rate observed in this review may therefore partly reflect the structure of the inclusion criterion rather than solely the biological reality. This source of selection bias is conceptually separable from publication bias: it operates at the level of how parental education was modelled (and thus reported) rather than at the level of whether null studies were submitted for publication. Readers should interpret the directional consistency with awareness that the reviewed evidence base is necessarily drawn from studies in which an independent education signal was sufficiently prominent to be modelled and reported separately, and that both publication bias and inclusion-criterion selection may jointly contribute to the observed proportion of positive findings.</w:t>
       </w:r>
     </w:p>
     <w:p>
@@ -9209,7 +9209,7 @@
           <w:i w:val="0"/>
           <w:sz w:val="24"/>
         </w:rPr>
-        <w:t>Future research priorities identified by this review include: (1) neonatal and infant studies with prospective prenatal education assessment and direct biological pathway measurement (cortisol, language input); (2) studies in East Asian, South Asian, and sub-Saharan African samples with diverse educational systems; (3) multi-site, pre-registered longitudinal designs with sample sizes of ≥200 per wave (Knudsen et al., 2006); and (4) intervention studies—ideally randomized—examining whether parenting programmes targeting language enrichment or stress reduction in low-education families produce detectable changes in neural markers.</w:t>
+        <w:t>All included studies employed observational designs that cannot rule out genetic confounding via passive gene–environment correlation. Parental education is moderately heritable (~40%), and children of more educated parents inherit both genetic predispositions for cognitive development and enriched environments (Plomin et al., 2013; Branigan et al., 2013). None of the included studies used designs—such as monozygotic twin comparisons, adoption studies, or polygenic score-controlled analyses—that could disentangle genetic from environmental pathways. The observed neural associations may therefore partly reflect shared genetic variance between parent and child rather than purely environmental transmission. Future studies employing genetically informed designs would substantially strengthen causal inference.</w:t>
       </w:r>
     </w:p>
     <w:p>
@@ -9224,7 +9224,22 @@
           <w:i w:val="0"/>
           <w:sz w:val="24"/>
         </w:rPr>
-        <w:t>Finally, this review was not pre-registered in PROSPERO. As a narrative synthesis without a prospective analysis protocol, formal registration was not completed prior to data collection; this is acknowledged as a limitation in line with PRISMA 2020 transparency standards. A sensitivity analysis restricted to the 12 studies with participants entirely within the 0–8 year window yielded consistent findings: 11 of 12 (92%) reported positive associations, and the arcuate fasciculus and neonatal effects remained the most prominent results. This indicates that inclusion of the four studies extending beyond 8 years did not materially alter the review's conclusions, and that the 0–8 year literature alone is sufficient to support the three principal findings of this review.</w:t>
+        <w:t>Future research priorities identified by this review include: (1) neonatal and infant studies with prospective prenatal education assessment and direct biological pathway measurement (cortisol, language input); (2) studies in East Asian, South Asian, and sub-Saharan African samples with diverse educational systems; (3) multi-site, pre-registered longitudinal designs with sample sizes of ≥200 per wave (Knudsen et al., 2006); and (4) intervention studies—ideally randomized—examining whether parenting programmes targeting language enrichment or stress reduction in low-education families produce detectable changes in neural markers.</w:t>
+      </w:r>
+    </w:p>
+    <w:p>
+      <w:pPr>
+        <w:jc w:val="left"/>
+        <w:spacing w:before="0" w:after="120" w:line="480" w:lineRule="auto"/>
+      </w:pPr>
+      <w:r>
+        <w:rPr>
+          <w:rFonts w:ascii="Times New Roman" w:hAnsi="Times New Roman"/>
+          <w:b w:val="0"/>
+          <w:i w:val="0"/>
+          <w:sz w:val="24"/>
+        </w:rPr>
+        <w:t>Finally, this review was not pre-registered in PROSPERO. As a narrative synthesis without a prospective analysis protocol, formal registration was not completed prior to data collection; this is acknowledged as a limitation in line with PRISMA 2020 transparency standards.</w:t>
       </w:r>
     </w:p>
     <w:p>

--- a/projects/paper-02/06-write/老师指导后完善/paper02_draft_v7.docx
+++ b/projects/paper-02/06-write/老师指导后完善/paper02_draft_v7.docx
@@ -141,7 +141,7 @@
           <w:i w:val="0"/>
           <w:sz w:val="24"/>
         </w:rPr>
-        <w:t xml:space="preserve"> = 26–373; 10 countries) met inclusion criteria. Across six modalities, 15 of 16 (94%) reported a positive association between higher parental education and more mature neural indices; three neonatal studies indicated associations detectable before substantial postnatal experience had accrued. One study reported a negative pattern attributable to migration-related linguistic heterogeneity.</w:t>
+        <w:t xml:space="preserve"> = 26–373; 9 countries or regions) met inclusion criteria. Across six modalities, 15 of 16 (94%) reported a positive association between higher parental education and more mature neural indices; three neonatal studies indicated associations detectable before substantial postnatal experience had accrued. One study reported a negative pattern attributable to migration-related linguistic heterogeneity.</w:t>
       </w:r>
     </w:p>
     <w:p>
@@ -1398,7 +1398,7 @@
           <w:i w:val="0"/>
           <w:sz w:val="24"/>
         </w:rPr>
-        <w:t xml:space="preserve">The 16 included studies were published between 2010 and 2024 and involved approximately 2,200 children across 10 countries or regions (United States, United Kingdom, Germany, Canada, Spain, Brazil, India, Norway, and a US/UK/Norway multinational cohort). Sample sizes ranged from 26 to 373 (median ≈ 97). Studies spanned six neural modalities: structural MRI (sMRI; </w:t>
+        <w:t xml:space="preserve">The 16 included studies were published between 2010 and 2024 and involved approximately 2,200 children across 9 countries or regions (United States, United Kingdom, Germany, Canada, Spain, Brazil, India, Norway, and a US/UK/Norway multinational cohort). Sample sizes ranged from 26 to 373 (median ≈ 97). Studies spanned six neural modalities: structural MRI (sMRI; </w:t>
       </w:r>
       <w:r>
         <w:rPr>
@@ -7593,7 +7593,7 @@
           <w:i w:val="0"/>
           <w:sz w:val="24"/>
         </w:rPr>
-        <w:t>The strength of the directional consistency—94% positive across modalities—is notable given the methodological diversity of the included studies: different neural modalities with incommensurable outcome metrics, different operationalizations of parental education (years of schooling, categorical degree attainment, composite-separable), different covariate sets, and samples drawn from 10 countries or regions. The convergence of evidence under these conditions increases confidence that the observed pattern reflects a genuine environmental signal rather than a methodological artifact.</w:t>
+        <w:t>The strength of the directional consistency—94% positive across modalities—is notable given the methodological diversity of the included studies: different neural modalities with incommensurable outcome metrics, different operationalizations of parental education (years of schooling, categorical degree attainment, composite-separable), different covariate sets, and samples drawn from 9 countries or regions. The convergence of evidence under these conditions increases confidence that the observed pattern reflects a genuine environmental signal rather than a methodological artifact.</w:t>
       </w:r>
     </w:p>
     <w:p>
@@ -9065,7 +9065,7 @@
           <w:i w:val="0"/>
           <w:sz w:val="24"/>
         </w:rPr>
-        <w:t>Geographic and cultural concentration is a further limitation. Despite spanning 10 countries or regions, the included studies are heavily concentrated in high-income Western contexts, particularly the United States, United Kingdom, and Canada (10 of 16 studies). Only one study (Wijeakumar et al., 2019) included a sample from a low- or middle-income country, and its cross-cultural design precluded direct inference about non-Western contexts in isolation. The systematic search was also restricted to English-language publications, further limiting coverage of research published in other languages, including Chinese, which would be essential for capturing the substantial and growing neurodevelopmental literature from China. The generalizability of findings to non-Western, non-English-speaking, and low-income country contexts is therefore unknown, and should not be assumed.</w:t>
+        <w:t>Geographic and cultural concentration is a further limitation. Despite spanning 9 countries or regions, the included studies are heavily concentrated in high-income Western contexts, particularly the United States, United Kingdom, and Canada (10 of 16 studies). Only one study (Wijeakumar et al., 2019) included a sample from a low- or middle-income country, and its cross-cultural design precluded direct inference about non-Western contexts in isolation. The systematic search was also restricted to English-language publications, further limiting coverage of research published in other languages, including Chinese, which would be essential for capturing the substantial and growing neurodevelopmental literature from China. The generalizability of findings to non-Western, non-English-speaking, and low-income country contexts is therefore unknown, and should not be assumed.</w:t>
       </w:r>
     </w:p>
     <w:p>

--- a/projects/paper-02/06-write/老师指导后完善/paper02_draft_v7.docx
+++ b/projects/paper-02/06-write/老师指导后完善/paper02_draft_v7.docx
@@ -12660,6 +12660,7 @@
       <w:pgMar w:top="1440" w:right="1440" w:bottom="1440" w:left="1440" w:header="720" w:footer="720" w:gutter="0"/>
       <w:cols w:space="720"/>
       <w:docGrid w:linePitch="360"/>
+      <w:lnNumType w:countBy="1" w:restart="newPage" w:start="1"/>
     </w:sectPr>
   </w:body>
 </w:document>

--- a/projects/paper-02/06-write/老师指导后完善/paper02_draft_v7.docx
+++ b/projects/paper-02/06-write/老师指导后完善/paper02_draft_v7.docx
@@ -14,6 +14,132 @@
           <w:sz w:val="28"/>
         </w:rPr>
         <w:t>Parental education level and neural development in young children: a systematic review of EEG, ERP, fNIRS, and neuroimaging evidence</w:t>
+      </w:r>
+    </w:p>
+    <w:p>
+      <w:pPr>
+        <w:jc w:val="center"/>
+        <w:spacing w:before="120" w:after="40" w:line="360" w:lineRule="auto"/>
+      </w:pPr>
+      <w:r>
+        <w:rPr>
+          <w:rFonts w:ascii="Times New Roman" w:hAnsi="Times New Roman"/>
+          <w:b/>
+          <w:i w:val="0"/>
+          <w:sz w:val="24"/>
+        </w:rPr>
+        <w:t>Authors:</w:t>
+      </w:r>
+      <w:r>
+        <w:rPr>
+          <w:rFonts w:ascii="Times New Roman" w:hAnsi="Times New Roman"/>
+          <w:b w:val="0"/>
+          <w:i w:val="0"/>
+          <w:sz w:val="24"/>
+        </w:rPr>
+        <w:t xml:space="preserve"> [Author 1 Name]¹, [Author 2 Name]²</w:t>
+      </w:r>
+      <w:r>
+        <w:rPr>
+          <w:rFonts w:ascii="Times New Roman" w:hAnsi="Times New Roman"/>
+          <w:b w:val="0"/>
+          <w:i w:val="0"/>
+          <w:sz w:val="24"/>
+        </w:rPr>
+        <w:t>, [Author 3 Name]¹</w:t>
+      </w:r>
+    </w:p>
+    <w:p>
+      <w:pPr>
+        <w:jc w:val="center"/>
+        <w:spacing w:before="80" w:after="0" w:line="288" w:lineRule="auto"/>
+      </w:pPr>
+      <w:r>
+        <w:rPr>
+          <w:rFonts w:ascii="Times New Roman" w:hAnsi="Times New Roman"/>
+          <w:b/>
+          <w:i w:val="0"/>
+          <w:sz w:val="24"/>
+        </w:rPr>
+        <w:t>Affiliations:</w:t>
+      </w:r>
+    </w:p>
+    <w:p>
+      <w:pPr>
+        <w:jc w:val="center"/>
+        <w:spacing w:before="0" w:after="0" w:line="288" w:lineRule="auto"/>
+      </w:pPr>
+      <w:r>
+        <w:rPr>
+          <w:rFonts w:ascii="Times New Roman" w:hAnsi="Times New Roman"/>
+          <w:b w:val="0"/>
+          <w:i w:val="0"/>
+          <w:sz w:val="24"/>
+        </w:rPr>
+        <w:t>¹ [Department, Institution, City, Country]</w:t>
+      </w:r>
+    </w:p>
+    <w:p>
+      <w:pPr>
+        <w:jc w:val="center"/>
+        <w:spacing w:before="0" w:after="0" w:line="288" w:lineRule="auto"/>
+      </w:pPr>
+      <w:r>
+        <w:rPr>
+          <w:rFonts w:ascii="Times New Roman" w:hAnsi="Times New Roman"/>
+          <w:b w:val="0"/>
+          <w:i w:val="0"/>
+          <w:sz w:val="24"/>
+        </w:rPr>
+        <w:t>² [Department, Institution, City, Country]</w:t>
+      </w:r>
+    </w:p>
+    <w:p>
+      <w:pPr>
+        <w:jc w:val="center"/>
+        <w:spacing w:before="120" w:after="240" w:line="360" w:lineRule="auto"/>
+      </w:pPr>
+      <w:r>
+        <w:rPr>
+          <w:rFonts w:ascii="Times New Roman" w:hAnsi="Times New Roman"/>
+          <w:b/>
+          <w:i w:val="0"/>
+          <w:sz w:val="24"/>
+        </w:rPr>
+        <w:t>Corresponding author:</w:t>
+      </w:r>
+      <w:r>
+        <w:rPr>
+          <w:rFonts w:ascii="Times New Roman" w:hAnsi="Times New Roman"/>
+          <w:b w:val="0"/>
+          <w:i w:val="0"/>
+          <w:sz w:val="24"/>
+        </w:rPr>
+        <w:t xml:space="preserve"> [Author Name], [Department, Institution, Address]. Email: [email@institution.edu]</w:t>
+      </w:r>
+    </w:p>
+    <w:p>
+      <w:pPr>
+        <w:jc w:val="left"/>
+        <w:spacing w:before="0" w:after="120" w:line="480" w:lineRule="auto"/>
+      </w:pPr>
+      <w:r>
+        <w:rPr>
+          <w:rFonts w:ascii="Times New Roman" w:hAnsi="Times New Roman"/>
+          <w:b/>
+          <w:i w:val="0"/>
+          <w:sz w:val="24"/>
+        </w:rPr>
+        <w:t>Target journal</w:t>
+      </w:r>
+      <w:r>
+        <w:rPr>
+          <w:rFonts w:ascii="Times New Roman" w:hAnsi="Times New Roman"/>
+          <w:b w:val="0"/>
+          <w:i w:val="0"/>
+          <w:sz w:val="24"/>
+        </w:rPr>
+        <w:t>: Developmental Cognitive Neuroscience (Q1, IF ≈ 4.5)</w:t>
       </w:r>
     </w:p>
     <w:p>

--- a/projects/paper-02/06-write/老师指导后完善/paper02_draft_v7.docx
+++ b/projects/paper-02/06-write/老师指导后完善/paper02_draft_v7.docx
@@ -177,7 +177,7 @@
           <w:i w:val="0"/>
           <w:sz w:val="24"/>
         </w:rPr>
-        <w:t>Parental education level is a reliable predictor of children's cognitive outcomes, yet its neural correlates in early childhood have not been synthesised across measurement modalities.</w:t>
+        <w:t>Parental education level predicts children's cognitive outcomes, yet its neural correlates in early childhood have not been synthesised across measurement modalities.</w:t>
       </w:r>
     </w:p>
     <w:p>
@@ -201,7 +201,7 @@
           <w:i w:val="0"/>
           <w:sz w:val="24"/>
         </w:rPr>
-        <w:t>To systematically review associations between parental education and neural development in young children (primarily aged 0–8 years), examining under what conditions effects are detectable, from what developmental point they emerge, and through what mechanisms they operate.</w:t>
+        <w:t>To systematically review associations between parental education and neural development in young children (primarily aged 0–8 years), examining which neural indices show the most consistent effects, from what developmental point associations emerge, and what structural gaps remain in research design.</w:t>
       </w:r>
     </w:p>
     <w:p>
@@ -225,7 +225,7 @@
           <w:i w:val="0"/>
           <w:sz w:val="24"/>
         </w:rPr>
-        <w:t>We searched PubMed/MEDLINE, PsycINFO, Web of Science, and Scopus (inception to April 2026) following PRISMA 2020 guidelines. Studies were included if parental education had an independently estimable association with a direct neural outcome in young children (target age 0–8 years; studies extending modestly beyond this window were eligible if early childhood was the primary analytical focus). Quality was assessed using the Newcastle–Ottawa Scale.</w:t>
+        <w:t>We searched PubMed/MEDLINE, PsycINFO, Web of Science, and Scopus (inception to April 2026) following PRISMA 2020 guidelines. Inclusion required an independently estimable parental education association with a direct neural outcome in children primarily aged 0–8 years. Quality was assessed using the Newcastle–Ottawa Scale.</w:t>
       </w:r>
     </w:p>
     <w:p>
@@ -267,7 +267,7 @@
           <w:i w:val="0"/>
           <w:sz w:val="24"/>
         </w:rPr>
-        <w:t xml:space="preserve"> = 26–373; 9 countries or regions) met inclusion criteria. Across six modalities, 15 of 16 (94%) reported a positive association between higher parental education and more mature neural indices; three neonatal studies indicated associations detectable before substantial postnatal experience had accrued. One study reported a negative pattern attributable to migration-related linguistic heterogeneity.</w:t>
+        <w:t xml:space="preserve"> = 26–373; 9 countries or regions) met inclusion criteria. Across six modalities, 15 of 16 (94%) reported a positive association between higher parental education and more mature neural indices. Three neonatal studies indicated associations detectable before substantial postnatal experience had accrued; one study reported a negative pattern attributable to migration-related linguistic heterogeneity.</w:t>
       </w:r>
     </w:p>
     <w:p>
@@ -291,7 +291,7 @@
           <w:i w:val="0"/>
           <w:sz w:val="24"/>
         </w:rPr>
-        <w:t>Higher parental education is associated with more advanced neural development from the neonatal period through middle childhood, with effects concentrated in language and executive control networks. Three neonatal studies implicate prenatal mechanisms as a necessary component of the association. Indirect evidence from full-range samples favours a gradient over a pure deprivation threshold, though no included study directly tested non-linearity. These findings call for prenatal studies with biological pathway measurement, pre-registered full-range SES designs, and research in non-Western populations.</w:t>
+        <w:t>Higher parental education is consistently associated with more advanced neural development across six modalities. Arcuate fasciculus fractional anisotropy was the most robust correlate—detectable at 8.6 months, replicated at ages 5–8 years, and independent of household income—suggesting a pathway through language-circuit development to reading readiness. Individual-level predictive validity remains untested; no study used diagnostic accuracy designs. No study separately examined maternal versus paternal education, an unexamined assumption that constrains theory and intervention design.</w:t>
       </w:r>
     </w:p>
     <w:p>
@@ -489,7 +489,7 @@
           <w:i w:val="0"/>
           <w:sz w:val="24"/>
         </w:rPr>
-        <w:t>Prior narrative reviews have described links between SES and brain development (Hackman &amp; Farah, 2009; Tomalski &amp; Johnson, 2010), but none has systematically integrated evidence specifically for parental education across multiple neural modalities in the 0–8 year age range. Several gaps are worth noting. First, many studies operationalize SES as a composite index (combining income, education, and occupation), making it difficult to isolate the unique contribution of parental education to neural outcomes. Second, evidence across EEG/ERP, fNIRS, fMRI, and structural/diffusion MRI has accumulated independently, with no cross-modal synthesis. Third, the field lacks a systematic account of how findings vary by child age, neural system, and measurement modality.</w:t>
+        <w:t>Fifteen years ago, Hackman &amp; Farah (2009) issued an explicit call for research that disaggregates the components of SES—separating the contributions of parental education, income, and occupational prestige to neural outcomes—and extends the neuroimaging evidence base into infancy and early childhood. Noble et al. (2015) subsequently demonstrated, in a large structural MRI study of children and adolescents aged 6–18 years, that family income was associated with cortical surface area in a markedly non-linear fashion, with the steepest gradient concentrated at the lower end of the income distribution. Yet their sample did not extend below age 6, parental education was not examined as an independent exposure separate from income, and the question of whether effects are detectable in the earliest years of life—when neural plasticity is greatest—remained unanswered.</w:t>
       </w:r>
     </w:p>
     <w:p>
@@ -504,25 +504,7 @@
           <w:i w:val="0"/>
           <w:sz w:val="24"/>
         </w:rPr>
-        <w:t xml:space="preserve">A landmark study by Noble et al. (2015) in </w:t>
-      </w:r>
-      <w:r>
-        <w:rPr>
-          <w:rFonts w:ascii="Times New Roman" w:hAnsi="Times New Roman"/>
-          <w:b w:val="0"/>
-          <w:i/>
-          <w:sz w:val="24"/>
-        </w:rPr>
-        <w:t>Nature Neuroscience</w:t>
-      </w:r>
-      <w:r>
-        <w:rPr>
-          <w:rFonts w:ascii="Times New Roman" w:hAnsi="Times New Roman"/>
-          <w:b w:val="0"/>
-          <w:i w:val="0"/>
-          <w:sz w:val="24"/>
-        </w:rPr>
-        <w:t xml:space="preserve"> further sharpened the theoretical stakes: reporting that the association between family income and cortical surface area in children and adolescents was markedly non-linear, with the steepest gradient concentrated at the lower end of the income distribution. This deprivation threshold pattern has since become a central point of debate—is the SES–brain association a full-range linear gradient present at every increment of the distribution, or is it concentrated among the most disadvantaged families? This question has not been addressed for parental education specifically in the 0–8 year age range, where the relevant neural indices (EEG power, white matter microstructure, cortical morphometry) differ substantially from those used in Noble et al.'s school-age and adolescent sample.</w:t>
+        <w:t>No study to date has systematically examined parental education as an independent dimension of socioeconomic influence on neural development in children under 8 years across multiple neuroimaging modalities. The field's failure to act on Hackman &amp; Farah's (2009) call is striking: as the present review documents, 83 of the 109 full-text studies assessed were excluded precisely because parental education lacked an independently estimable association—it had been subsumed into composite SES indices whose components could not be disentangled. Evidence across EEG/ERP, fNIRS, fMRI, and structural/diffusion MRI has meanwhile accumulated independently, with no cross-modal synthesis. And the question of whether the non-linear income pattern identified by Noble et al. (2015) has any parallel for parental education in the 0–8 year age range—where neural indices differ substantially from those used in school-age and adolescent samples—has never been addressed.</w:t>
       </w:r>
     </w:p>
     <w:p>
@@ -537,7 +519,7 @@
           <w:i w:val="0"/>
           <w:sz w:val="24"/>
         </w:rPr>
-        <w:t xml:space="preserve">The present review addresses these issues with three questions that go beyond asking </w:t>
+        <w:t xml:space="preserve">The present review is the first systematic attempt to fill this gap. It addresses three questions that go beyond asking </w:t>
       </w:r>
       <w:r>
         <w:rPr>
@@ -564,16 +546,16 @@
           <w:i/>
           <w:sz w:val="24"/>
         </w:rPr>
-        <w:t>Under what conditions</w:t>
-      </w:r>
-      <w:r>
-        <w:rPr>
-          <w:rFonts w:ascii="Times New Roman" w:hAnsi="Times New Roman"/>
-          <w:b w:val="0"/>
-          <w:i w:val="0"/>
-          <w:sz w:val="24"/>
-        </w:rPr>
-        <w:t xml:space="preserve"> are associations detectable—which neural systems, which developmental windows, and which cultural contexts show the most consistent effects? (2) </w:t>
+        <w:t>Which neural indices</w:t>
+      </w:r>
+      <w:r>
+        <w:rPr>
+          <w:rFonts w:ascii="Times New Roman" w:hAnsi="Times New Roman"/>
+          <w:b w:val="0"/>
+          <w:i w:val="0"/>
+          <w:sz w:val="24"/>
+        </w:rPr>
+        <w:t xml:space="preserve"> show the most consistent and robust associations across independent studies—and what does cross-modal convergence reveal about the neural systems most sensitive to parental education? (2) </w:t>
       </w:r>
       <w:r>
         <w:rPr>
@@ -582,16 +564,16 @@
           <w:i/>
           <w:sz w:val="24"/>
         </w:rPr>
-        <w:t>Through what mechanisms and from what point in development</w:t>
-      </w:r>
-      <w:r>
-        <w:rPr>
-          <w:rFonts w:ascii="Times New Roman" w:hAnsi="Times New Roman"/>
-          <w:b w:val="0"/>
-          <w:i w:val="0"/>
-          <w:sz w:val="24"/>
-        </w:rPr>
-        <w:t xml:space="preserve"> do associations emerge—and what do neonatal findings imply about prenatal versus postnatal pathways? (3) </w:t>
+        <w:t>From what developmental point</w:t>
+      </w:r>
+      <w:r>
+        <w:rPr>
+          <w:rFonts w:ascii="Times New Roman" w:hAnsi="Times New Roman"/>
+          <w:b w:val="0"/>
+          <w:i w:val="0"/>
+          <w:sz w:val="24"/>
+        </w:rPr>
+        <w:t xml:space="preserve"> do associations emerge—and what do neonatal findings constrain regarding prenatal versus postnatal pathways? (3) </w:t>
       </w:r>
       <w:r>
         <w:rPr>
@@ -600,16 +582,16 @@
           <w:i/>
           <w:sz w:val="24"/>
         </w:rPr>
-        <w:t>What does the current evidence base leave unresolved</w:t>
-      </w:r>
-      <w:r>
-        <w:rPr>
-          <w:rFonts w:ascii="Times New Roman" w:hAnsi="Times New Roman"/>
-          <w:b w:val="0"/>
-          <w:i w:val="0"/>
-          <w:sz w:val="24"/>
-        </w:rPr>
-        <w:t>—particularly regarding the gradient versus deprivation threshold debate—and what does this imply for future research design?</w:t>
+        <w:t>What structural gaps</w:t>
+      </w:r>
+      <w:r>
+        <w:rPr>
+          <w:rFonts w:ascii="Times New Roman" w:hAnsi="Times New Roman"/>
+          <w:b w:val="0"/>
+          <w:i w:val="0"/>
+          <w:sz w:val="24"/>
+        </w:rPr>
+        <w:t xml:space="preserve"> in research design—including the operationalization of parental education itself—remain unaddressed and limit the field's ability to translate these findings into intervention?</w:t>
       </w:r>
     </w:p>
     <w:p>
@@ -7734,7 +7716,7 @@
           <w:i w:val="0"/>
           <w:sz w:val="24"/>
         </w:rPr>
-        <w:t xml:space="preserve">Two structural findings are particularly notable from a developmental neuroscience perspective. First, parental education associations with neural outcomes were detectable before substantial postnatal experience had accrued—including in one study scanning full-term infants within four days of birth (Ramphal et al., 2020), and in two studies of very preterm infants assessed during the NICU period (McKinnon et al., 2023; Konrad et al., 2024)—consistent with </w:t>
+        <w:t>Among the modalities examined, DTI findings showed the strongest cross-study convergence. The arcuate fasciculus specifically warrants closer examination: two independent research groups identified this single white matter tract as the primary structural correlate of parental education (Turesky et al., 2022; Ozernov-Palchik et al., 2019), with effects spanning from approximately 8.6 months of age (</w:t>
       </w:r>
       <w:r>
         <w:rPr>
@@ -7743,16 +7725,100 @@
           <w:i/>
           <w:sz w:val="24"/>
         </w:rPr>
-        <w:t>in utero</w:t>
-      </w:r>
-      <w:r>
-        <w:rPr>
-          <w:rFonts w:ascii="Times New Roman" w:hAnsi="Times New Roman"/>
-          <w:b w:val="0"/>
-          <w:i w:val="0"/>
-          <w:sz w:val="24"/>
-        </w:rPr>
-        <w:t xml:space="preserve"> influences. Second, across the DTI studies, the arcuate fasciculus was implicated in two of three DTI studies (Turesky et al., 2022; Ozernov-Palchik et al., 2019); notably, in the larger sample, the education–FA association in this tract persisted after controlling for income (Ozernov-Palchik et al., 2019), pointing to language experience quality as a plausible proximal mechanism.</w:t>
+        <w:t>r</w:t>
+      </w:r>
+      <w:r>
+        <w:rPr>
+          <w:rFonts w:ascii="Times New Roman" w:hAnsi="Times New Roman"/>
+          <w:b w:val="0"/>
+          <w:i w:val="0"/>
+          <w:sz w:val="24"/>
+        </w:rPr>
+        <w:t xml:space="preserve"> = 0.48; Turesky et al., 2022) through ages 5–8 years (</w:t>
+      </w:r>
+      <w:r>
+        <w:rPr>
+          <w:rFonts w:ascii="Times New Roman" w:hAnsi="Times New Roman"/>
+          <w:b w:val="0"/>
+          <w:i/>
+          <w:sz w:val="24"/>
+        </w:rPr>
+        <w:t>r</w:t>
+      </w:r>
+      <w:r>
+        <w:rPr>
+          <w:rFonts w:ascii="Times New Roman" w:hAnsi="Times New Roman"/>
+          <w:b w:val="0"/>
+          <w:i w:val="0"/>
+          <w:sz w:val="24"/>
+        </w:rPr>
+        <w:t xml:space="preserve"> = 0.33; Ozernov-Palchik et al., 2019). Critically, in the larger school-age sample, the education–arcuate FA association persisted after explicitly controlling for household income, indicating that parental education captures something qualitatively distinct from financial resources—most plausibly the quantity and quality of language directed at the child. The arcuate fasciculus is also the white matter tract most consistently implicated in reading acquisition and reading disability (Catani &amp; Mesulam, 2008; Yeatman et al., 2012), suggesting that the parental education effects documented here may represent early neurodevelopmental precursors to the individual differences in phonological processing and reading ability observed at school entry—differences measurable both through white matter microstructure and through electrophysiological indices of language processing.</w:t>
+      </w:r>
+    </w:p>
+    <w:p>
+      <w:pPr>
+        <w:jc w:val="left"/>
+        <w:spacing w:before="0" w:after="120" w:line="480" w:lineRule="auto"/>
+      </w:pPr>
+      <w:r>
+        <w:rPr>
+          <w:rFonts w:ascii="Times New Roman" w:hAnsi="Times New Roman"/>
+          <w:b w:val="0"/>
+          <w:i w:val="0"/>
+          <w:sz w:val="24"/>
+        </w:rPr>
+        <w:t xml:space="preserve">The directional consistency of 15 of 16 studies masks meaningful variation in the </w:t>
+      </w:r>
+      <w:r>
+        <w:rPr>
+          <w:rFonts w:ascii="Times New Roman" w:hAnsi="Times New Roman"/>
+          <w:b w:val="0"/>
+          <w:i/>
+          <w:sz w:val="24"/>
+        </w:rPr>
+        <w:t>cross-study convergence</w:t>
+      </w:r>
+      <w:r>
+        <w:rPr>
+          <w:rFonts w:ascii="Times New Roman" w:hAnsi="Times New Roman"/>
+          <w:b w:val="0"/>
+          <w:i w:val="0"/>
+          <w:sz w:val="24"/>
+        </w:rPr>
+        <w:t xml:space="preserve"> and </w:t>
+      </w:r>
+      <w:r>
+        <w:rPr>
+          <w:rFonts w:ascii="Times New Roman" w:hAnsi="Times New Roman"/>
+          <w:b w:val="0"/>
+          <w:i/>
+          <w:sz w:val="24"/>
+        </w:rPr>
+        <w:t>effect robustness</w:t>
+      </w:r>
+      <w:r>
+        <w:rPr>
+          <w:rFonts w:ascii="Times New Roman" w:hAnsi="Times New Roman"/>
+          <w:b w:val="0"/>
+          <w:i w:val="0"/>
+          <w:sz w:val="24"/>
+        </w:rPr>
+        <w:t xml:space="preserve"> of different neural indices. Structural MRI effects were positive across all five included studies but distributed across multiple morphometric indices—cortical surface area, grey matter volume, cerebellar growth—without convergence on a specific circuit. ERP findings were the most context-dependent: the direction of association was moderated by the cultural and linguistic composition of the sample (see Section 4.3.3), limiting the generalisability of any single ERP finding across populations. DTI findings, as described above, showed the strongest convergence, with the arcuate fasciculus identified independently across two studies, the association surviving income control in the larger sample, and the effect detectable from infancy through early school age. This convergence pattern—across independent research groups, across a developmental span of approximately five years, and robust to income control—identifies arcuate fasciculus FA as the most empirically supported neural correlate of parental education in early childhood. Whether this index carries individual-level predictive validity (i.e., adequate sensitivity and specificity for identifying children at neurodevelopmental risk) remains untested. This gap is not a limitation of the present review, but of the field: none of the 16 studies employed pre-specified diagnostic accuracy designs. Addressing this requires dedicated ROC studies, and constitutes a priority for future translational research.</w:t>
+      </w:r>
+    </w:p>
+    <w:p>
+      <w:pPr>
+        <w:jc w:val="left"/>
+        <w:spacing w:before="0" w:after="120" w:line="480" w:lineRule="auto"/>
+      </w:pPr>
+      <w:r>
+        <w:rPr>
+          <w:rFonts w:ascii="Times New Roman" w:hAnsi="Times New Roman"/>
+          <w:b w:val="0"/>
+          <w:i w:val="0"/>
+          <w:sz w:val="24"/>
+        </w:rPr>
+        <w:t>A third finding, visible only through systematic review, concerns a pervasive asymmetry in how parental education has been operationalized across the neuroimaging literature. Of the 16 included studies, 7 measured maternal education only, 9 reported a combined parental education index (mean or highest attainment), and none—not a single study—separately reported associations for both maternal and paternal education. This complete absence is not a statistical artifact of our inclusion criteria; it reflects a pervasive, unexamined assumption in the field that maternal education is the sole or primary operative variable for early neurodevelopment. Whether paternal education carries independent, distinct, or interactive effects—potentially through mechanisms such as play-based language interaction, literacy modelling, or household economic buffering—remains entirely unknown. The present review cannot adjudicate this question: the systematic absence of paternal education data in all 16 studies renders it unanswerable from the current evidence base. This represents a structural gap in the neuroimaging literature with direct implications for the design of family-based interventions and for theories of environmental influence on early brain development.</w:t>
       </w:r>
     </w:p>
     <w:p>
@@ -9366,6 +9432,21 @@
           <w:sz w:val="24"/>
         </w:rPr>
         <w:t>Finally, this review was not pre-registered in PROSPERO. As a narrative synthesis without a prospective analysis protocol, formal registration was not completed prior to data collection; this is acknowledged as a limitation in line with PRISMA 2020 transparency standards.</w:t>
+      </w:r>
+    </w:p>
+    <w:p>
+      <w:pPr>
+        <w:jc w:val="left"/>
+        <w:spacing w:before="0" w:after="120" w:line="480" w:lineRule="auto"/>
+      </w:pPr>
+      <w:r>
+        <w:rPr>
+          <w:rFonts w:ascii="Times New Roman" w:hAnsi="Times New Roman"/>
+          <w:b w:val="0"/>
+          <w:i w:val="0"/>
+          <w:sz w:val="24"/>
+        </w:rPr>
+        <w:t>Establishing whether prenatal mechanisms—suggested by three neonatal studies in this review—are a necessary rather than merely contributory component of the parental education–neural development association would require studies coupling prenatal biomarkers (cortisol, placental function, fetal brain imaging) with postnatal neural outcomes; this represents a high-priority future research agenda.</w:t>
       </w:r>
     </w:p>
     <w:p>
